--- a/Manual de Usuario.docx
+++ b/Manual de Usuario.docx
@@ -21,17 +21,7 @@
           <w:szCs w:val="52"/>
           <w:u w:val="single"/>
         </w:rPr>
-        <w:t>FLDSMDFR</w:t>
-      </w:r>
-      <w:r>
-        <w:rPr>
-          <w:b/>
-          <w:bCs/>
-          <w:sz w:val="52"/>
-          <w:szCs w:val="52"/>
-          <w:u w:val="single"/>
-        </w:rPr>
-        <w:t xml:space="preserve"> (Graficadora en Assembler)</w:t>
+        <w:t>FLDSMDFR (Graficadora en Assembler)</w:t>
       </w:r>
     </w:p>
     <w:p>
@@ -160,38 +150,24 @@
         <w:jc w:val="center"/>
         <w:rPr>
           <w:color w:val="A9B7C6"/>
-          <w:lang w:val="en-US"/>
-        </w:rPr>
-      </w:pPr>
+        </w:rPr>
+      </w:pPr>
+      <w:proofErr w:type="spellStart"/>
       <w:r>
         <w:rPr>
           <w:color w:val="CC7832"/>
-          <w:lang w:val="en-US"/>
         </w:rPr>
         <w:t>mount</w:t>
       </w:r>
+      <w:proofErr w:type="spellEnd"/>
       <w:r>
         <w:rPr>
           <w:color w:val="A9B7C6"/>
-          <w:lang w:val="en-US"/>
-        </w:rPr>
-        <w:t xml:space="preserve"> C: C:\</w:t>
-      </w:r>
-      <w:r>
-        <w:rPr>
-          <w:color w:val="A9B7C6"/>
-          <w:lang w:val="en-US"/>
-        </w:rPr>
-        <w:t>dir</w:t>
-      </w:r>
-    </w:p>
-    <w:p>
-      <w:pPr>
-        <w:rPr>
-          <w:lang w:val="en-US"/>
-        </w:rPr>
-      </w:pPr>
-    </w:p>
+        </w:rPr>
+        <w:t xml:space="preserve"> C: C:\dir</w:t>
+      </w:r>
+    </w:p>
+    <w:p/>
     <w:p>
       <w:pPr>
         <w:rPr>
@@ -256,6 +232,7 @@
       </w:pPr>
       <w:r>
         <w:rPr>
+          <w:noProof/>
           <w:lang w:eastAsia="es-US"/>
         </w:rPr>
         <w:drawing>
@@ -326,6 +303,7 @@
       </w:pPr>
       <w:r>
         <w:rPr>
+          <w:noProof/>
           <w:lang w:eastAsia="es-US"/>
         </w:rPr>
         <w:drawing>
@@ -400,6 +378,7 @@
       </w:pPr>
       <w:r>
         <w:rPr>
+          <w:noProof/>
           <w:lang w:eastAsia="es-US"/>
         </w:rPr>
         <w:drawing>
@@ -517,6 +496,7 @@
       </w:pPr>
       <w:r>
         <w:rPr>
+          <w:noProof/>
           <w:lang w:eastAsia="es-US"/>
         </w:rPr>
         <w:drawing>
@@ -613,6 +593,7 @@
       </w:pPr>
       <w:r>
         <w:rPr>
+          <w:noProof/>
           <w:lang w:eastAsia="es-US"/>
         </w:rPr>
         <w:drawing>
@@ -756,14 +737,12 @@
         </w:rPr>
         <w:t xml:space="preserve">Permite visualizar la derivada de la función almacenada, haciendo la respectiva multiplicación de </w:t>
       </w:r>
-      <w:proofErr w:type="gramStart"/>
-      <w:r>
-        <w:rPr>
-          <w:lang w:eastAsia="es-US"/>
-        </w:rPr>
-        <w:t>cada coeficientes</w:t>
-      </w:r>
-      <w:proofErr w:type="gramEnd"/>
+      <w:r>
+        <w:rPr>
+          <w:lang w:eastAsia="es-US"/>
+        </w:rPr>
+        <w:t>cada coeficiente</w:t>
+      </w:r>
       <w:r>
         <w:rPr>
           <w:lang w:eastAsia="es-US"/>
@@ -780,6 +759,7 @@
       </w:pPr>
       <w:r>
         <w:rPr>
+          <w:noProof/>
           <w:lang w:eastAsia="es-US"/>
         </w:rPr>
         <w:drawing>
@@ -887,68 +867,38 @@
         <w:rPr>
           <w:lang w:eastAsia="es-US"/>
         </w:rPr>
-        <w:t xml:space="preserve">Permite visualizar la </w:t>
-      </w:r>
-      <w:r>
-        <w:rPr>
-          <w:lang w:eastAsia="es-US"/>
-        </w:rPr>
-        <w:t>integral</w:t>
-      </w:r>
-      <w:r>
-        <w:rPr>
-          <w:lang w:eastAsia="es-US"/>
-        </w:rPr>
-        <w:t xml:space="preserve"> de la función almacenada, haciendo la respectiva </w:t>
-      </w:r>
-      <w:r>
-        <w:rPr>
-          <w:lang w:eastAsia="es-US"/>
-        </w:rPr>
-        <w:t>división</w:t>
-      </w:r>
-      <w:r>
-        <w:rPr>
-          <w:lang w:eastAsia="es-US"/>
-        </w:rPr>
-        <w:t xml:space="preserve"> de </w:t>
-      </w:r>
-      <w:proofErr w:type="gramStart"/>
-      <w:r>
-        <w:rPr>
-          <w:lang w:eastAsia="es-US"/>
-        </w:rPr>
-        <w:t>cada coeficientes</w:t>
-      </w:r>
-      <w:proofErr w:type="gramEnd"/>
-      <w:r>
-        <w:rPr>
-          <w:lang w:eastAsia="es-US"/>
-        </w:rPr>
-        <w:t xml:space="preserve"> para simplificar su vista</w:t>
-      </w:r>
-      <w:r>
-        <w:rPr>
-          <w:lang w:eastAsia="es-US"/>
-        </w:rPr>
-        <w:t xml:space="preserve"> y mostrarla en su forma fraccionaria.</w:t>
-      </w:r>
-    </w:p>
-    <w:p>
-      <w:pPr>
-        <w:rPr>
-          <w:lang w:eastAsia="es-US"/>
-        </w:rPr>
-      </w:pPr>
-    </w:p>
-    <w:p>
-      <w:pPr>
-        <w:rPr>
-          <w:lang w:eastAsia="es-US"/>
-        </w:rPr>
-      </w:pPr>
-      <w:r>
-        <w:rPr>
+        <w:t xml:space="preserve">Permite visualizar la integral de la función almacenada, haciendo la respectiva división de </w:t>
+      </w:r>
+      <w:r>
+        <w:rPr>
+          <w:lang w:eastAsia="es-US"/>
+        </w:rPr>
+        <w:t>cada coeficiente</w:t>
+      </w:r>
+      <w:r>
+        <w:rPr>
+          <w:lang w:eastAsia="es-US"/>
+        </w:rPr>
+        <w:t xml:space="preserve"> para simplificar su vista y mostrarla en su forma fraccionaria.</w:t>
+      </w:r>
+    </w:p>
+    <w:p>
+      <w:pPr>
+        <w:rPr>
+          <w:lang w:eastAsia="es-US"/>
+        </w:rPr>
+      </w:pPr>
+    </w:p>
+    <w:p>
+      <w:pPr>
+        <w:jc w:val="center"/>
+        <w:rPr>
+          <w:lang w:eastAsia="es-US"/>
+        </w:rPr>
+      </w:pPr>
+      <w:r>
+        <w:rPr>
+          <w:noProof/>
           <w:lang w:eastAsia="es-US"/>
         </w:rPr>
         <w:drawing>
@@ -1029,19 +979,905 @@
           <w:lang w:eastAsia="es-US"/>
         </w:rPr>
       </w:pPr>
-      <w:r>
-        <w:rPr>
-          <w:lang w:eastAsia="es-US"/>
-        </w:rPr>
-        <w:t>**</w:t>
-      </w:r>
-      <w:r>
-        <w:rPr>
-          <w:i/>
-          <w:iCs/>
-          <w:lang w:eastAsia="es-US"/>
-        </w:rPr>
-        <w:t>Las demás opciones del menú serán implementadas en el siguiente release de la beta de esta aplicación (guiño guiño)</w:t>
+    </w:p>
+    <w:p>
+      <w:pPr>
+        <w:rPr>
+          <w:lang w:eastAsia="es-US"/>
+        </w:rPr>
+      </w:pPr>
+    </w:p>
+    <w:p>
+      <w:pPr>
+        <w:pStyle w:val="ListParagraph"/>
+        <w:numPr>
+          <w:ilvl w:val="0"/>
+          <w:numId w:val="6"/>
+        </w:numPr>
+        <w:rPr>
+          <w:b/>
+          <w:bCs/>
+          <w:sz w:val="24"/>
+          <w:szCs w:val="24"/>
+          <w:u w:val="single"/>
+          <w:lang w:eastAsia="es-US"/>
+        </w:rPr>
+      </w:pPr>
+      <w:r>
+        <w:rPr>
+          <w:b/>
+          <w:bCs/>
+          <w:sz w:val="24"/>
+          <w:szCs w:val="24"/>
+          <w:u w:val="single"/>
+          <w:lang w:eastAsia="es-US"/>
+        </w:rPr>
+        <w:lastRenderedPageBreak/>
+        <w:t>Graficar función</w:t>
+      </w:r>
+    </w:p>
+    <w:p>
+      <w:pPr>
+        <w:rPr>
+          <w:lang w:eastAsia="es-US"/>
+        </w:rPr>
+      </w:pPr>
+      <w:r>
+        <w:rPr>
+          <w:lang w:eastAsia="es-US"/>
+        </w:rPr>
+        <w:t>Permite la visualización de la función, su derivada y la integral para tener un mejor entendimiento del comportamiento de las mismas.</w:t>
+      </w:r>
+    </w:p>
+    <w:p>
+      <w:pPr>
+        <w:rPr>
+          <w:lang w:eastAsia="es-US"/>
+        </w:rPr>
+      </w:pPr>
+    </w:p>
+    <w:p>
+      <w:pPr>
+        <w:rPr>
+          <w:lang w:eastAsia="es-US"/>
+        </w:rPr>
+      </w:pPr>
+      <w:r>
+        <w:rPr>
+          <w:lang w:eastAsia="es-US"/>
+        </w:rPr>
+        <w:t>Se solicitan datos pertinentes a los limites de la grafica para su mejor visualización.</w:t>
+      </w:r>
+    </w:p>
+    <w:p>
+      <w:pPr>
+        <w:jc w:val="center"/>
+        <w:rPr>
+          <w:lang w:eastAsia="es-US"/>
+        </w:rPr>
+      </w:pPr>
+      <w:r>
+        <w:rPr>
+          <w:lang w:eastAsia="es-US"/>
+        </w:rPr>
+        <w:drawing>
+          <wp:inline distT="0" distB="0" distL="0" distR="0" wp14:anchorId="46C286A7" wp14:editId="0906FC58">
+            <wp:extent cx="5731510" cy="1553210"/>
+            <wp:effectExtent l="0" t="0" r="2540" b="8890"/>
+            <wp:docPr id="8" name="Picture 8"/>
+            <wp:cNvGraphicFramePr>
+              <a:graphicFrameLocks xmlns:a="http://schemas.openxmlformats.org/drawingml/2006/main" noChangeAspect="1"/>
+            </wp:cNvGraphicFramePr>
+            <a:graphic xmlns:a="http://schemas.openxmlformats.org/drawingml/2006/main">
+              <a:graphicData uri="http://schemas.openxmlformats.org/drawingml/2006/picture">
+                <pic:pic xmlns:pic="http://schemas.openxmlformats.org/drawingml/2006/picture">
+                  <pic:nvPicPr>
+                    <pic:cNvPr id="1" name=""/>
+                    <pic:cNvPicPr/>
+                  </pic:nvPicPr>
+                  <pic:blipFill>
+                    <a:blip r:embed="rId12"/>
+                    <a:stretch>
+                      <a:fillRect/>
+                    </a:stretch>
+                  </pic:blipFill>
+                  <pic:spPr>
+                    <a:xfrm>
+                      <a:off x="0" y="0"/>
+                      <a:ext cx="5731510" cy="1553210"/>
+                    </a:xfrm>
+                    <a:prstGeom prst="rect">
+                      <a:avLst/>
+                    </a:prstGeom>
+                  </pic:spPr>
+                </pic:pic>
+              </a:graphicData>
+            </a:graphic>
+          </wp:inline>
+        </w:drawing>
+      </w:r>
+    </w:p>
+    <w:p>
+      <w:pPr>
+        <w:rPr>
+          <w:lang w:eastAsia="es-US"/>
+        </w:rPr>
+      </w:pPr>
+    </w:p>
+    <w:p>
+      <w:pPr>
+        <w:rPr>
+          <w:lang w:eastAsia="es-US"/>
+        </w:rPr>
+      </w:pPr>
+      <w:r>
+        <w:rPr>
+          <w:lang w:eastAsia="es-US"/>
+        </w:rPr>
+        <w:t>Seguido de solicitar que funciones son las que se quieren visualizar. Se pueden visualizar las 3 al mismo tiempo (función, derivada e integral), o bien elegir solo alguna(s) de las 3.</w:t>
+      </w:r>
+    </w:p>
+    <w:p>
+      <w:pPr>
+        <w:rPr>
+          <w:lang w:eastAsia="es-US"/>
+        </w:rPr>
+      </w:pPr>
+    </w:p>
+    <w:p>
+      <w:pPr>
+        <w:jc w:val="center"/>
+        <w:rPr>
+          <w:lang w:eastAsia="es-US"/>
+        </w:rPr>
+      </w:pPr>
+      <w:r>
+        <w:rPr>
+          <w:lang w:eastAsia="es-US"/>
+        </w:rPr>
+        <w:drawing>
+          <wp:inline distT="0" distB="0" distL="0" distR="0" wp14:anchorId="6C896343" wp14:editId="27E39042">
+            <wp:extent cx="5731510" cy="1529080"/>
+            <wp:effectExtent l="0" t="0" r="2540" b="0"/>
+            <wp:docPr id="9" name="Picture 9"/>
+            <wp:cNvGraphicFramePr>
+              <a:graphicFrameLocks xmlns:a="http://schemas.openxmlformats.org/drawingml/2006/main" noChangeAspect="1"/>
+            </wp:cNvGraphicFramePr>
+            <a:graphic xmlns:a="http://schemas.openxmlformats.org/drawingml/2006/main">
+              <a:graphicData uri="http://schemas.openxmlformats.org/drawingml/2006/picture">
+                <pic:pic xmlns:pic="http://schemas.openxmlformats.org/drawingml/2006/picture">
+                  <pic:nvPicPr>
+                    <pic:cNvPr id="1" name=""/>
+                    <pic:cNvPicPr/>
+                  </pic:nvPicPr>
+                  <pic:blipFill>
+                    <a:blip r:embed="rId13"/>
+                    <a:stretch>
+                      <a:fillRect/>
+                    </a:stretch>
+                  </pic:blipFill>
+                  <pic:spPr>
+                    <a:xfrm>
+                      <a:off x="0" y="0"/>
+                      <a:ext cx="5731510" cy="1529080"/>
+                    </a:xfrm>
+                    <a:prstGeom prst="rect">
+                      <a:avLst/>
+                    </a:prstGeom>
+                  </pic:spPr>
+                </pic:pic>
+              </a:graphicData>
+            </a:graphic>
+          </wp:inline>
+        </w:drawing>
+      </w:r>
+    </w:p>
+    <w:p>
+      <w:pPr>
+        <w:rPr>
+          <w:lang w:eastAsia="es-US"/>
+        </w:rPr>
+      </w:pPr>
+    </w:p>
+    <w:p>
+      <w:pPr>
+        <w:rPr>
+          <w:lang w:eastAsia="es-US"/>
+        </w:rPr>
+      </w:pPr>
+    </w:p>
+    <w:p>
+      <w:pPr>
+        <w:rPr>
+          <w:lang w:eastAsia="es-US"/>
+        </w:rPr>
+      </w:pPr>
+    </w:p>
+    <w:p>
+      <w:pPr>
+        <w:rPr>
+          <w:lang w:eastAsia="es-US"/>
+        </w:rPr>
+      </w:pPr>
+    </w:p>
+    <w:p>
+      <w:pPr>
+        <w:rPr>
+          <w:lang w:eastAsia="es-US"/>
+        </w:rPr>
+      </w:pPr>
+    </w:p>
+    <w:p>
+      <w:pPr>
+        <w:rPr>
+          <w:lang w:eastAsia="es-US"/>
+        </w:rPr>
+      </w:pPr>
+    </w:p>
+    <w:p>
+      <w:pPr>
+        <w:rPr>
+          <w:lang w:eastAsia="es-US"/>
+        </w:rPr>
+      </w:pPr>
+    </w:p>
+    <w:p>
+      <w:pPr>
+        <w:rPr>
+          <w:lang w:eastAsia="es-US"/>
+        </w:rPr>
+      </w:pPr>
+    </w:p>
+    <w:p>
+      <w:pPr>
+        <w:rPr>
+          <w:lang w:eastAsia="es-US"/>
+        </w:rPr>
+      </w:pPr>
+    </w:p>
+    <w:p>
+      <w:pPr>
+        <w:rPr>
+          <w:lang w:eastAsia="es-US"/>
+        </w:rPr>
+      </w:pPr>
+    </w:p>
+    <w:p>
+      <w:pPr>
+        <w:rPr>
+          <w:lang w:eastAsia="es-US"/>
+        </w:rPr>
+      </w:pPr>
+    </w:p>
+    <w:p>
+      <w:pPr>
+        <w:rPr>
+          <w:lang w:eastAsia="es-US"/>
+        </w:rPr>
+      </w:pPr>
+      <w:r>
+        <w:rPr>
+          <w:lang w:eastAsia="es-US"/>
+        </w:rPr>
+        <w:lastRenderedPageBreak/>
+        <w:t>Posteriormente se muestra la gráfica:</w:t>
+      </w:r>
+    </w:p>
+    <w:p>
+      <w:pPr>
+        <w:jc w:val="center"/>
+        <w:rPr>
+          <w:lang w:eastAsia="es-US"/>
+        </w:rPr>
+      </w:pPr>
+      <w:r>
+        <w:rPr>
+          <w:lang w:eastAsia="es-US"/>
+        </w:rPr>
+        <w:drawing>
+          <wp:inline distT="0" distB="0" distL="0" distR="0" wp14:anchorId="2DE8CE2A" wp14:editId="49010335">
+            <wp:extent cx="5469890" cy="3403158"/>
+            <wp:effectExtent l="0" t="0" r="0" b="6985"/>
+            <wp:docPr id="10" name="Picture 10"/>
+            <wp:cNvGraphicFramePr>
+              <a:graphicFrameLocks xmlns:a="http://schemas.openxmlformats.org/drawingml/2006/main" noChangeAspect="1"/>
+            </wp:cNvGraphicFramePr>
+            <a:graphic xmlns:a="http://schemas.openxmlformats.org/drawingml/2006/main">
+              <a:graphicData uri="http://schemas.openxmlformats.org/drawingml/2006/picture">
+                <pic:pic xmlns:pic="http://schemas.openxmlformats.org/drawingml/2006/picture">
+                  <pic:nvPicPr>
+                    <pic:cNvPr id="1" name=""/>
+                    <pic:cNvPicPr/>
+                  </pic:nvPicPr>
+                  <pic:blipFill>
+                    <a:blip r:embed="rId14"/>
+                    <a:stretch>
+                      <a:fillRect/>
+                    </a:stretch>
+                  </pic:blipFill>
+                  <pic:spPr>
+                    <a:xfrm>
+                      <a:off x="0" y="0"/>
+                      <a:ext cx="5481079" cy="3410119"/>
+                    </a:xfrm>
+                    <a:prstGeom prst="rect">
+                      <a:avLst/>
+                    </a:prstGeom>
+                  </pic:spPr>
+                </pic:pic>
+              </a:graphicData>
+            </a:graphic>
+          </wp:inline>
+        </w:drawing>
+      </w:r>
+    </w:p>
+    <w:p>
+      <w:pPr>
+        <w:rPr>
+          <w:lang w:eastAsia="es-US"/>
+        </w:rPr>
+      </w:pPr>
+    </w:p>
+    <w:p>
+      <w:pPr>
+        <w:pStyle w:val="ListParagraph"/>
+        <w:numPr>
+          <w:ilvl w:val="0"/>
+          <w:numId w:val="6"/>
+        </w:numPr>
+        <w:rPr>
+          <w:b/>
+          <w:bCs/>
+          <w:sz w:val="24"/>
+          <w:szCs w:val="24"/>
+          <w:u w:val="single"/>
+          <w:lang w:eastAsia="es-US"/>
+        </w:rPr>
+      </w:pPr>
+      <w:r>
+        <w:rPr>
+          <w:b/>
+          <w:bCs/>
+          <w:sz w:val="24"/>
+          <w:szCs w:val="24"/>
+          <w:u w:val="single"/>
+          <w:lang w:eastAsia="es-US"/>
+        </w:rPr>
+        <w:t>Método de Newton</w:t>
+      </w:r>
+      <w:r>
+        <w:rPr>
+          <w:b/>
+          <w:bCs/>
+          <w:sz w:val="24"/>
+          <w:szCs w:val="24"/>
+          <w:u w:val="single"/>
+          <w:lang w:eastAsia="es-US"/>
+        </w:rPr>
+        <w:t xml:space="preserve"> y 7. Método de Steffensen</w:t>
+      </w:r>
+    </w:p>
+    <w:p>
+      <w:pPr>
+        <w:rPr>
+          <w:lang w:eastAsia="es-US"/>
+        </w:rPr>
+      </w:pPr>
+      <w:r>
+        <w:rPr>
+          <w:lang w:eastAsia="es-US"/>
+        </w:rPr>
+        <w:t>Para resolver y encontrar ceros de la ecuación, se solicitan los datos pertinentes para las iteraciones, como lo son el rango menor</w:t>
+      </w:r>
+      <w:r>
+        <w:rPr>
+          <w:lang w:eastAsia="es-US"/>
+        </w:rPr>
+        <w:t xml:space="preserve"> </w:t>
+      </w:r>
+      <w:r>
+        <w:rPr>
+          <w:lang w:eastAsia="es-US"/>
+        </w:rPr>
+        <w:t>(</w:t>
+      </w:r>
+      <w:proofErr w:type="spellStart"/>
+      <w:r>
+        <w:rPr>
+          <w:lang w:eastAsia="es-US"/>
+        </w:rPr>
+        <w:t>Xo</w:t>
+      </w:r>
+      <w:proofErr w:type="spellEnd"/>
+      <w:r>
+        <w:rPr>
+          <w:lang w:eastAsia="es-US"/>
+        </w:rPr>
+        <w:t>) y mayor (</w:t>
+      </w:r>
+      <w:proofErr w:type="spellStart"/>
+      <w:r>
+        <w:rPr>
+          <w:lang w:eastAsia="es-US"/>
+        </w:rPr>
+        <w:t>Xf</w:t>
+      </w:r>
+      <w:proofErr w:type="spellEnd"/>
+      <w:r>
+        <w:rPr>
+          <w:lang w:eastAsia="es-US"/>
+        </w:rPr>
+        <w:t>). Estos sirven para tomar la primera adivinanza del método en su punto medio.</w:t>
+      </w:r>
+    </w:p>
+    <w:p>
+      <w:pPr>
+        <w:rPr>
+          <w:rFonts w:eastAsiaTheme="minorEastAsia"/>
+          <w:lang w:eastAsia="es-US"/>
+        </w:rPr>
+      </w:pPr>
+      <m:oMathPara>
+        <m:oMath>
+          <m:sSub>
+            <m:sSubPr>
+              <m:ctrlPr>
+                <w:rPr>
+                  <w:rFonts w:ascii="Cambria Math" w:hAnsi="Cambria Math" w:cs="Cambria Math"/>
+                  <w:lang w:eastAsia="es-US"/>
+                </w:rPr>
+              </m:ctrlPr>
+            </m:sSubPr>
+            <m:e>
+              <m:r>
+                <m:rPr>
+                  <m:sty m:val="p"/>
+                </m:rPr>
+                <w:rPr>
+                  <w:rFonts w:ascii="Cambria Math" w:hAnsi="Cambria Math" w:cs="Cambria Math"/>
+                </w:rPr>
+                <m:t>X</m:t>
+              </m:r>
+            </m:e>
+            <m:sub>
+              <m:r>
+                <m:rPr>
+                  <m:sty m:val="p"/>
+                </m:rPr>
+                <w:rPr>
+                  <w:rFonts w:ascii="Cambria Math" w:hAnsi="Cambria Math" w:cs="Cambria Math"/>
+                  <w:lang w:eastAsia="es-US"/>
+                </w:rPr>
+                <m:t>n</m:t>
+              </m:r>
+            </m:sub>
+          </m:sSub>
+          <m:r>
+            <m:rPr>
+              <m:sty m:val="p"/>
+            </m:rPr>
+            <w:rPr>
+              <w:rFonts w:ascii="Cambria Math" w:hAnsi="Cambria Math" w:cs="Cambria Math"/>
+              <w:lang w:eastAsia="es-US"/>
+            </w:rPr>
+            <m:t>=</m:t>
+          </m:r>
+          <m:f>
+            <m:fPr>
+              <m:ctrlPr>
+                <w:rPr>
+                  <w:rFonts w:ascii="Cambria Math" w:hAnsi="Cambria Math"/>
+                  <w:lang w:eastAsia="es-US"/>
+                </w:rPr>
+              </m:ctrlPr>
+            </m:fPr>
+            <m:num>
+              <m:sSub>
+                <m:sSubPr>
+                  <m:ctrlPr>
+                    <w:rPr>
+                      <w:rFonts w:ascii="Cambria Math" w:hAnsi="Cambria Math" w:cs="Cambria Math"/>
+                      <w:lang w:eastAsia="es-US"/>
+                    </w:rPr>
+                  </m:ctrlPr>
+                </m:sSubPr>
+                <m:e>
+                  <m:r>
+                    <m:rPr>
+                      <m:sty m:val="p"/>
+                    </m:rPr>
+                    <w:rPr>
+                      <w:rFonts w:ascii="Cambria Math" w:hAnsi="Cambria Math" w:cs="Cambria Math"/>
+                    </w:rPr>
+                    <m:t>X</m:t>
+                  </m:r>
+                </m:e>
+                <m:sub>
+                  <m:r>
+                    <m:rPr>
+                      <m:sty m:val="p"/>
+                    </m:rPr>
+                    <w:rPr>
+                      <w:rFonts w:ascii="Cambria Math" w:hAnsi="Cambria Math" w:cs="Cambria Math"/>
+                      <w:lang w:eastAsia="es-US"/>
+                    </w:rPr>
+                    <m:t>o</m:t>
+                  </m:r>
+                </m:sub>
+              </m:sSub>
+              <m:sSub>
+                <m:sSubPr>
+                  <m:ctrlPr>
+                    <w:rPr>
+                      <w:rFonts w:ascii="Cambria Math" w:hAnsi="Cambria Math" w:cs="Cambria Math"/>
+                      <w:lang w:eastAsia="es-US"/>
+                    </w:rPr>
+                  </m:ctrlPr>
+                </m:sSubPr>
+                <m:e>
+                  <m:r>
+                    <m:rPr>
+                      <m:sty m:val="p"/>
+                    </m:rPr>
+                    <w:rPr>
+                      <w:rFonts w:ascii="Cambria Math" w:hAnsi="Cambria Math" w:cs="Cambria Math"/>
+                    </w:rPr>
+                    <m:t>+</m:t>
+                  </m:r>
+                  <m:r>
+                    <m:rPr>
+                      <m:sty m:val="p"/>
+                    </m:rPr>
+                    <w:rPr>
+                      <w:rFonts w:ascii="Cambria Math" w:hAnsi="Cambria Math" w:cs="Cambria Math"/>
+                    </w:rPr>
+                    <m:t>X</m:t>
+                  </m:r>
+                </m:e>
+                <m:sub>
+                  <m:r>
+                    <m:rPr>
+                      <m:sty m:val="p"/>
+                    </m:rPr>
+                    <w:rPr>
+                      <w:rFonts w:ascii="Cambria Math" w:hAnsi="Cambria Math" w:cs="Cambria Math"/>
+                      <w:lang w:eastAsia="es-US"/>
+                    </w:rPr>
+                    <m:t>f</m:t>
+                  </m:r>
+                </m:sub>
+              </m:sSub>
+            </m:num>
+            <m:den>
+              <m:r>
+                <m:rPr>
+                  <m:sty m:val="p"/>
+                </m:rPr>
+                <w:rPr>
+                  <w:rFonts w:ascii="Cambria Math" w:hAnsi="Cambria Math" w:cs="Cambria Math"/>
+                  <w:lang w:eastAsia="es-US"/>
+                </w:rPr>
+                <m:t>2</m:t>
+              </m:r>
+            </m:den>
+          </m:f>
+        </m:oMath>
+      </m:oMathPara>
+    </w:p>
+    <w:p>
+      <w:pPr>
+        <w:rPr>
+          <w:rFonts w:eastAsiaTheme="minorEastAsia"/>
+          <w:lang w:eastAsia="es-US"/>
+        </w:rPr>
+      </w:pPr>
+      <w:r>
+        <w:rPr>
+          <w:rFonts w:eastAsiaTheme="minorEastAsia"/>
+          <w:lang w:eastAsia="es-US"/>
+        </w:rPr>
+        <w:t>Se pide la tolerancia de error, para determinar la precisión de la aproximación encontrada. También el número máximo de iteraciones a implementar. Para parar en dado caso aun no se encuentre una solución.</w:t>
+      </w:r>
+      <w:r>
+        <w:rPr>
+          <w:lang w:eastAsia="es-US"/>
+        </w:rPr>
+        <w:t xml:space="preserve"> </w:t>
+      </w:r>
+      <w:r>
+        <w:rPr>
+          <w:rFonts w:eastAsiaTheme="minorEastAsia"/>
+          <w:lang w:eastAsia="es-US"/>
+        </w:rPr>
+        <w:t>Por último, para mejor lectura del método, se le pregunta al usuario si desea pausar entre cada iteración para ver sus valores. De lo contrario el método sigue de largo hasta encontrar una solución o parar por llegar a la iteración máxima.</w:t>
+      </w:r>
+    </w:p>
+    <w:p>
+      <w:pPr>
+        <w:jc w:val="center"/>
+        <w:rPr>
+          <w:rFonts w:eastAsiaTheme="minorEastAsia"/>
+          <w:lang w:eastAsia="es-US"/>
+        </w:rPr>
+      </w:pPr>
+      <w:r>
+        <w:rPr>
+          <w:rFonts w:eastAsiaTheme="minorEastAsia"/>
+          <w:lang w:eastAsia="es-US"/>
+        </w:rPr>
+        <w:drawing>
+          <wp:inline distT="0" distB="0" distL="0" distR="0" wp14:anchorId="1208E4CC" wp14:editId="16861B15">
+            <wp:extent cx="5057030" cy="2279193"/>
+            <wp:effectExtent l="0" t="0" r="0" b="6985"/>
+            <wp:docPr id="13" name="Picture 13"/>
+            <wp:cNvGraphicFramePr>
+              <a:graphicFrameLocks xmlns:a="http://schemas.openxmlformats.org/drawingml/2006/main" noChangeAspect="1"/>
+            </wp:cNvGraphicFramePr>
+            <a:graphic xmlns:a="http://schemas.openxmlformats.org/drawingml/2006/main">
+              <a:graphicData uri="http://schemas.openxmlformats.org/drawingml/2006/picture">
+                <pic:pic xmlns:pic="http://schemas.openxmlformats.org/drawingml/2006/picture">
+                  <pic:nvPicPr>
+                    <pic:cNvPr id="1" name=""/>
+                    <pic:cNvPicPr/>
+                  </pic:nvPicPr>
+                  <pic:blipFill>
+                    <a:blip r:embed="rId15"/>
+                    <a:stretch>
+                      <a:fillRect/>
+                    </a:stretch>
+                  </pic:blipFill>
+                  <pic:spPr>
+                    <a:xfrm>
+                      <a:off x="0" y="0"/>
+                      <a:ext cx="5059631" cy="2280365"/>
+                    </a:xfrm>
+                    <a:prstGeom prst="rect">
+                      <a:avLst/>
+                    </a:prstGeom>
+                  </pic:spPr>
+                </pic:pic>
+              </a:graphicData>
+            </a:graphic>
+          </wp:inline>
+        </w:drawing>
+      </w:r>
+    </w:p>
+    <w:p>
+      <w:pPr>
+        <w:jc w:val="center"/>
+        <w:rPr>
+          <w:rFonts w:eastAsiaTheme="minorEastAsia"/>
+          <w:lang w:eastAsia="es-US"/>
+        </w:rPr>
+      </w:pPr>
+      <w:r>
+        <w:rPr>
+          <w:rFonts w:eastAsiaTheme="minorEastAsia"/>
+          <w:lang w:eastAsia="es-US"/>
+        </w:rPr>
+        <w:lastRenderedPageBreak/>
+        <w:drawing>
+          <wp:inline distT="0" distB="0" distL="0" distR="0" wp14:anchorId="4AB24DB9" wp14:editId="7361E5E4">
+            <wp:extent cx="4738977" cy="2785842"/>
+            <wp:effectExtent l="0" t="0" r="5080" b="0"/>
+            <wp:docPr id="14" name="Picture 14"/>
+            <wp:cNvGraphicFramePr>
+              <a:graphicFrameLocks xmlns:a="http://schemas.openxmlformats.org/drawingml/2006/main" noChangeAspect="1"/>
+            </wp:cNvGraphicFramePr>
+            <a:graphic xmlns:a="http://schemas.openxmlformats.org/drawingml/2006/main">
+              <a:graphicData uri="http://schemas.openxmlformats.org/drawingml/2006/picture">
+                <pic:pic xmlns:pic="http://schemas.openxmlformats.org/drawingml/2006/picture">
+                  <pic:nvPicPr>
+                    <pic:cNvPr id="1" name=""/>
+                    <pic:cNvPicPr/>
+                  </pic:nvPicPr>
+                  <pic:blipFill>
+                    <a:blip r:embed="rId16"/>
+                    <a:stretch>
+                      <a:fillRect/>
+                    </a:stretch>
+                  </pic:blipFill>
+                  <pic:spPr>
+                    <a:xfrm>
+                      <a:off x="0" y="0"/>
+                      <a:ext cx="4740663" cy="2786833"/>
+                    </a:xfrm>
+                    <a:prstGeom prst="rect">
+                      <a:avLst/>
+                    </a:prstGeom>
+                  </pic:spPr>
+                </pic:pic>
+              </a:graphicData>
+            </a:graphic>
+          </wp:inline>
+        </w:drawing>
+      </w:r>
+    </w:p>
+    <w:p>
+      <w:pPr>
+        <w:jc w:val="center"/>
+        <w:rPr>
+          <w:rFonts w:eastAsiaTheme="minorEastAsia"/>
+          <w:lang w:eastAsia="es-US"/>
+        </w:rPr>
+      </w:pPr>
+      <w:r>
+        <w:rPr>
+          <w:rFonts w:eastAsiaTheme="minorEastAsia"/>
+          <w:lang w:eastAsia="es-US"/>
+        </w:rPr>
+        <w:drawing>
+          <wp:inline distT="0" distB="0" distL="0" distR="0" wp14:anchorId="75020736" wp14:editId="2599D2CE">
+            <wp:extent cx="4723075" cy="2332234"/>
+            <wp:effectExtent l="0" t="0" r="1905" b="0"/>
+            <wp:docPr id="15" name="Picture 15"/>
+            <wp:cNvGraphicFramePr>
+              <a:graphicFrameLocks xmlns:a="http://schemas.openxmlformats.org/drawingml/2006/main" noChangeAspect="1"/>
+            </wp:cNvGraphicFramePr>
+            <a:graphic xmlns:a="http://schemas.openxmlformats.org/drawingml/2006/main">
+              <a:graphicData uri="http://schemas.openxmlformats.org/drawingml/2006/picture">
+                <pic:pic xmlns:pic="http://schemas.openxmlformats.org/drawingml/2006/picture">
+                  <pic:nvPicPr>
+                    <pic:cNvPr id="1" name=""/>
+                    <pic:cNvPicPr/>
+                  </pic:nvPicPr>
+                  <pic:blipFill>
+                    <a:blip r:embed="rId17"/>
+                    <a:stretch>
+                      <a:fillRect/>
+                    </a:stretch>
+                  </pic:blipFill>
+                  <pic:spPr>
+                    <a:xfrm>
+                      <a:off x="0" y="0"/>
+                      <a:ext cx="4734396" cy="2337824"/>
+                    </a:xfrm>
+                    <a:prstGeom prst="rect">
+                      <a:avLst/>
+                    </a:prstGeom>
+                  </pic:spPr>
+                </pic:pic>
+              </a:graphicData>
+            </a:graphic>
+          </wp:inline>
+        </w:drawing>
+      </w:r>
+    </w:p>
+    <w:p>
+      <w:pPr>
+        <w:jc w:val="center"/>
+        <w:rPr>
+          <w:rFonts w:eastAsiaTheme="minorEastAsia"/>
+          <w:lang w:eastAsia="es-US"/>
+        </w:rPr>
+      </w:pPr>
+    </w:p>
+    <w:p>
+      <w:pPr>
+        <w:pStyle w:val="ListParagraph"/>
+        <w:numPr>
+          <w:ilvl w:val="0"/>
+          <w:numId w:val="12"/>
+        </w:numPr>
+        <w:rPr>
+          <w:b/>
+          <w:bCs/>
+          <w:sz w:val="24"/>
+          <w:szCs w:val="24"/>
+          <w:u w:val="single"/>
+          <w:lang w:eastAsia="es-US"/>
+        </w:rPr>
+      </w:pPr>
+      <w:r>
+        <w:rPr>
+          <w:b/>
+          <w:bCs/>
+          <w:sz w:val="24"/>
+          <w:szCs w:val="24"/>
+          <w:u w:val="single"/>
+          <w:lang w:eastAsia="es-US"/>
+        </w:rPr>
+        <w:t>Salir de la aplicación</w:t>
+      </w:r>
+    </w:p>
+    <w:p>
+      <w:pPr>
+        <w:rPr>
+          <w:lang w:eastAsia="es-US"/>
+        </w:rPr>
+      </w:pPr>
+      <w:r>
+        <w:rPr>
+          <w:lang w:eastAsia="es-US"/>
+        </w:rPr>
+        <w:t>Finalmente,</w:t>
+      </w:r>
+      <w:r>
+        <w:rPr>
+          <w:lang w:eastAsia="es-US"/>
+        </w:rPr>
+        <w:t xml:space="preserve"> esta opción detiene la ejecución del programa </w:t>
+      </w:r>
+      <w:r>
+        <w:rPr>
+          <w:lang w:eastAsia="es-US"/>
+        </w:rPr>
+        <w:t>y se está</w:t>
+      </w:r>
+      <w:r>
+        <w:rPr>
+          <w:lang w:eastAsia="es-US"/>
+        </w:rPr>
+        <w:t xml:space="preserve"> de regreso </w:t>
+      </w:r>
+      <w:r>
+        <w:rPr>
+          <w:lang w:eastAsia="es-US"/>
+        </w:rPr>
+        <w:t>en</w:t>
+      </w:r>
+      <w:r>
+        <w:rPr>
+          <w:lang w:eastAsia="es-US"/>
+        </w:rPr>
+        <w:t xml:space="preserve"> la línea de comandos de MS-DOS.</w:t>
+      </w:r>
+    </w:p>
+    <w:p>
+      <w:pPr>
+        <w:rPr>
+          <w:lang w:eastAsia="es-US"/>
+        </w:rPr>
+      </w:pPr>
+    </w:p>
+    <w:p>
+      <w:pPr>
+        <w:jc w:val="center"/>
+        <w:rPr>
+          <w:rFonts w:eastAsiaTheme="minorEastAsia"/>
+          <w:lang w:eastAsia="es-US"/>
+        </w:rPr>
+      </w:pPr>
+      <w:r>
+        <w:rPr>
+          <w:rFonts w:eastAsiaTheme="minorEastAsia"/>
+          <w:lang w:eastAsia="es-US"/>
+        </w:rPr>
+        <w:drawing>
+          <wp:inline distT="0" distB="0" distL="0" distR="0" wp14:anchorId="58331ED1" wp14:editId="4D97B83F">
+            <wp:extent cx="4500748" cy="1640534"/>
+            <wp:effectExtent l="0" t="0" r="0" b="0"/>
+            <wp:docPr id="17" name="Picture 17"/>
+            <wp:cNvGraphicFramePr>
+              <a:graphicFrameLocks xmlns:a="http://schemas.openxmlformats.org/drawingml/2006/main" noChangeAspect="1"/>
+            </wp:cNvGraphicFramePr>
+            <a:graphic xmlns:a="http://schemas.openxmlformats.org/drawingml/2006/main">
+              <a:graphicData uri="http://schemas.openxmlformats.org/drawingml/2006/picture">
+                <pic:pic xmlns:pic="http://schemas.openxmlformats.org/drawingml/2006/picture">
+                  <pic:nvPicPr>
+                    <pic:cNvPr id="1" name=""/>
+                    <pic:cNvPicPr/>
+                  </pic:nvPicPr>
+                  <pic:blipFill>
+                    <a:blip r:embed="rId18"/>
+                    <a:stretch>
+                      <a:fillRect/>
+                    </a:stretch>
+                  </pic:blipFill>
+                  <pic:spPr>
+                    <a:xfrm>
+                      <a:off x="0" y="0"/>
+                      <a:ext cx="4512470" cy="1644807"/>
+                    </a:xfrm>
+                    <a:prstGeom prst="rect">
+                      <a:avLst/>
+                    </a:prstGeom>
+                  </pic:spPr>
+                </pic:pic>
+              </a:graphicData>
+            </a:graphic>
+          </wp:inline>
+        </w:drawing>
       </w:r>
     </w:p>
     <w:sectPr>
@@ -1143,6 +1979,92 @@
     </w:lvl>
   </w:abstractNum>
   <w:abstractNum w:abstractNumId="1" w15:restartNumberingAfterBreak="0">
+    <w:nsid w:val="2DEE3FF5"/>
+    <w:multiLevelType w:val="hybridMultilevel"/>
+    <w:tmpl w:val="DE32A9B4"/>
+    <w:lvl w:ilvl="0" w:tplc="FFFFFFFF">
+      <w:start w:val="1"/>
+      <w:numFmt w:val="decimal"/>
+      <w:lvlText w:val="%1."/>
+      <w:lvlJc w:val="left"/>
+      <w:pPr>
+        <w:ind w:left="720" w:hanging="360"/>
+      </w:pPr>
+    </w:lvl>
+    <w:lvl w:ilvl="1" w:tplc="FFFFFFFF" w:tentative="1">
+      <w:start w:val="1"/>
+      <w:numFmt w:val="lowerLetter"/>
+      <w:lvlText w:val="%2."/>
+      <w:lvlJc w:val="left"/>
+      <w:pPr>
+        <w:ind w:left="1440" w:hanging="360"/>
+      </w:pPr>
+    </w:lvl>
+    <w:lvl w:ilvl="2" w:tplc="FFFFFFFF" w:tentative="1">
+      <w:start w:val="1"/>
+      <w:numFmt w:val="lowerRoman"/>
+      <w:lvlText w:val="%3."/>
+      <w:lvlJc w:val="right"/>
+      <w:pPr>
+        <w:ind w:left="2160" w:hanging="180"/>
+      </w:pPr>
+    </w:lvl>
+    <w:lvl w:ilvl="3" w:tplc="FFFFFFFF" w:tentative="1">
+      <w:start w:val="1"/>
+      <w:numFmt w:val="decimal"/>
+      <w:lvlText w:val="%4."/>
+      <w:lvlJc w:val="left"/>
+      <w:pPr>
+        <w:ind w:left="2880" w:hanging="360"/>
+      </w:pPr>
+    </w:lvl>
+    <w:lvl w:ilvl="4" w:tplc="FFFFFFFF" w:tentative="1">
+      <w:start w:val="1"/>
+      <w:numFmt w:val="lowerLetter"/>
+      <w:lvlText w:val="%5."/>
+      <w:lvlJc w:val="left"/>
+      <w:pPr>
+        <w:ind w:left="3600" w:hanging="360"/>
+      </w:pPr>
+    </w:lvl>
+    <w:lvl w:ilvl="5" w:tplc="FFFFFFFF" w:tentative="1">
+      <w:start w:val="1"/>
+      <w:numFmt w:val="lowerRoman"/>
+      <w:lvlText w:val="%6."/>
+      <w:lvlJc w:val="right"/>
+      <w:pPr>
+        <w:ind w:left="4320" w:hanging="180"/>
+      </w:pPr>
+    </w:lvl>
+    <w:lvl w:ilvl="6" w:tplc="FFFFFFFF" w:tentative="1">
+      <w:start w:val="1"/>
+      <w:numFmt w:val="decimal"/>
+      <w:lvlText w:val="%7."/>
+      <w:lvlJc w:val="left"/>
+      <w:pPr>
+        <w:ind w:left="5040" w:hanging="360"/>
+      </w:pPr>
+    </w:lvl>
+    <w:lvl w:ilvl="7" w:tplc="FFFFFFFF" w:tentative="1">
+      <w:start w:val="1"/>
+      <w:numFmt w:val="lowerLetter"/>
+      <w:lvlText w:val="%8."/>
+      <w:lvlJc w:val="left"/>
+      <w:pPr>
+        <w:ind w:left="5760" w:hanging="360"/>
+      </w:pPr>
+    </w:lvl>
+    <w:lvl w:ilvl="8" w:tplc="FFFFFFFF" w:tentative="1">
+      <w:start w:val="1"/>
+      <w:numFmt w:val="lowerRoman"/>
+      <w:lvlText w:val="%9."/>
+      <w:lvlJc w:val="right"/>
+      <w:pPr>
+        <w:ind w:left="6480" w:hanging="180"/>
+      </w:pPr>
+    </w:lvl>
+  </w:abstractNum>
+  <w:abstractNum w:abstractNumId="2" w15:restartNumberingAfterBreak="0">
     <w:nsid w:val="2F714045"/>
     <w:multiLevelType w:val="hybridMultilevel"/>
     <w:tmpl w:val="C06EB754"/>
@@ -1255,7 +2177,7 @@
       </w:rPr>
     </w:lvl>
   </w:abstractNum>
-  <w:abstractNum w:abstractNumId="2" w15:restartNumberingAfterBreak="0">
+  <w:abstractNum w:abstractNumId="3" w15:restartNumberingAfterBreak="0">
     <w:nsid w:val="37A73F8E"/>
     <w:multiLevelType w:val="hybridMultilevel"/>
     <w:tmpl w:val="DE32A9B4"/>
@@ -1341,7 +2263,7 @@
       </w:pPr>
     </w:lvl>
   </w:abstractNum>
-  <w:abstractNum w:abstractNumId="3" w15:restartNumberingAfterBreak="0">
+  <w:abstractNum w:abstractNumId="4" w15:restartNumberingAfterBreak="0">
     <w:nsid w:val="3D2D2C6E"/>
     <w:multiLevelType w:val="hybridMultilevel"/>
     <w:tmpl w:val="7248956E"/>
@@ -1454,7 +2376,7 @@
       </w:rPr>
     </w:lvl>
   </w:abstractNum>
-  <w:abstractNum w:abstractNumId="4" w15:restartNumberingAfterBreak="0">
+  <w:abstractNum w:abstractNumId="5" w15:restartNumberingAfterBreak="0">
     <w:nsid w:val="420F6D03"/>
     <w:multiLevelType w:val="hybridMultilevel"/>
     <w:tmpl w:val="A35ED702"/>
@@ -1540,7 +2462,7 @@
       </w:pPr>
     </w:lvl>
   </w:abstractNum>
-  <w:abstractNum w:abstractNumId="5" w15:restartNumberingAfterBreak="0">
+  <w:abstractNum w:abstractNumId="6" w15:restartNumberingAfterBreak="0">
     <w:nsid w:val="49201C8F"/>
     <w:multiLevelType w:val="hybridMultilevel"/>
     <w:tmpl w:val="DE32A9B4"/>
@@ -1626,7 +2548,7 @@
       </w:pPr>
     </w:lvl>
   </w:abstractNum>
-  <w:abstractNum w:abstractNumId="6" w15:restartNumberingAfterBreak="0">
+  <w:abstractNum w:abstractNumId="7" w15:restartNumberingAfterBreak="0">
     <w:nsid w:val="65A130A4"/>
     <w:multiLevelType w:val="hybridMultilevel"/>
     <w:tmpl w:val="4022AFD2"/>
@@ -1739,7 +2661,179 @@
       </w:rPr>
     </w:lvl>
   </w:abstractNum>
-  <w:abstractNum w:abstractNumId="7" w15:restartNumberingAfterBreak="0">
+  <w:abstractNum w:abstractNumId="8" w15:restartNumberingAfterBreak="0">
+    <w:nsid w:val="6AE17502"/>
+    <w:multiLevelType w:val="hybridMultilevel"/>
+    <w:tmpl w:val="DE32A9B4"/>
+    <w:lvl w:ilvl="0" w:tplc="FFFFFFFF">
+      <w:start w:val="1"/>
+      <w:numFmt w:val="decimal"/>
+      <w:lvlText w:val="%1."/>
+      <w:lvlJc w:val="left"/>
+      <w:pPr>
+        <w:ind w:left="720" w:hanging="360"/>
+      </w:pPr>
+    </w:lvl>
+    <w:lvl w:ilvl="1" w:tplc="FFFFFFFF" w:tentative="1">
+      <w:start w:val="1"/>
+      <w:numFmt w:val="lowerLetter"/>
+      <w:lvlText w:val="%2."/>
+      <w:lvlJc w:val="left"/>
+      <w:pPr>
+        <w:ind w:left="1440" w:hanging="360"/>
+      </w:pPr>
+    </w:lvl>
+    <w:lvl w:ilvl="2" w:tplc="FFFFFFFF" w:tentative="1">
+      <w:start w:val="1"/>
+      <w:numFmt w:val="lowerRoman"/>
+      <w:lvlText w:val="%3."/>
+      <w:lvlJc w:val="right"/>
+      <w:pPr>
+        <w:ind w:left="2160" w:hanging="180"/>
+      </w:pPr>
+    </w:lvl>
+    <w:lvl w:ilvl="3" w:tplc="FFFFFFFF" w:tentative="1">
+      <w:start w:val="1"/>
+      <w:numFmt w:val="decimal"/>
+      <w:lvlText w:val="%4."/>
+      <w:lvlJc w:val="left"/>
+      <w:pPr>
+        <w:ind w:left="2880" w:hanging="360"/>
+      </w:pPr>
+    </w:lvl>
+    <w:lvl w:ilvl="4" w:tplc="FFFFFFFF" w:tentative="1">
+      <w:start w:val="1"/>
+      <w:numFmt w:val="lowerLetter"/>
+      <w:lvlText w:val="%5."/>
+      <w:lvlJc w:val="left"/>
+      <w:pPr>
+        <w:ind w:left="3600" w:hanging="360"/>
+      </w:pPr>
+    </w:lvl>
+    <w:lvl w:ilvl="5" w:tplc="FFFFFFFF" w:tentative="1">
+      <w:start w:val="1"/>
+      <w:numFmt w:val="lowerRoman"/>
+      <w:lvlText w:val="%6."/>
+      <w:lvlJc w:val="right"/>
+      <w:pPr>
+        <w:ind w:left="4320" w:hanging="180"/>
+      </w:pPr>
+    </w:lvl>
+    <w:lvl w:ilvl="6" w:tplc="FFFFFFFF" w:tentative="1">
+      <w:start w:val="1"/>
+      <w:numFmt w:val="decimal"/>
+      <w:lvlText w:val="%7."/>
+      <w:lvlJc w:val="left"/>
+      <w:pPr>
+        <w:ind w:left="5040" w:hanging="360"/>
+      </w:pPr>
+    </w:lvl>
+    <w:lvl w:ilvl="7" w:tplc="FFFFFFFF" w:tentative="1">
+      <w:start w:val="1"/>
+      <w:numFmt w:val="lowerLetter"/>
+      <w:lvlText w:val="%8."/>
+      <w:lvlJc w:val="left"/>
+      <w:pPr>
+        <w:ind w:left="5760" w:hanging="360"/>
+      </w:pPr>
+    </w:lvl>
+    <w:lvl w:ilvl="8" w:tplc="FFFFFFFF" w:tentative="1">
+      <w:start w:val="1"/>
+      <w:numFmt w:val="lowerRoman"/>
+      <w:lvlText w:val="%9."/>
+      <w:lvlJc w:val="right"/>
+      <w:pPr>
+        <w:ind w:left="6480" w:hanging="180"/>
+      </w:pPr>
+    </w:lvl>
+  </w:abstractNum>
+  <w:abstractNum w:abstractNumId="9" w15:restartNumberingAfterBreak="0">
+    <w:nsid w:val="6F70739D"/>
+    <w:multiLevelType w:val="hybridMultilevel"/>
+    <w:tmpl w:val="DE32A9B4"/>
+    <w:lvl w:ilvl="0" w:tplc="FFFFFFFF">
+      <w:start w:val="1"/>
+      <w:numFmt w:val="decimal"/>
+      <w:lvlText w:val="%1."/>
+      <w:lvlJc w:val="left"/>
+      <w:pPr>
+        <w:ind w:left="720" w:hanging="360"/>
+      </w:pPr>
+    </w:lvl>
+    <w:lvl w:ilvl="1" w:tplc="FFFFFFFF" w:tentative="1">
+      <w:start w:val="1"/>
+      <w:numFmt w:val="lowerLetter"/>
+      <w:lvlText w:val="%2."/>
+      <w:lvlJc w:val="left"/>
+      <w:pPr>
+        <w:ind w:left="1440" w:hanging="360"/>
+      </w:pPr>
+    </w:lvl>
+    <w:lvl w:ilvl="2" w:tplc="FFFFFFFF" w:tentative="1">
+      <w:start w:val="1"/>
+      <w:numFmt w:val="lowerRoman"/>
+      <w:lvlText w:val="%3."/>
+      <w:lvlJc w:val="right"/>
+      <w:pPr>
+        <w:ind w:left="2160" w:hanging="180"/>
+      </w:pPr>
+    </w:lvl>
+    <w:lvl w:ilvl="3" w:tplc="FFFFFFFF" w:tentative="1">
+      <w:start w:val="1"/>
+      <w:numFmt w:val="decimal"/>
+      <w:lvlText w:val="%4."/>
+      <w:lvlJc w:val="left"/>
+      <w:pPr>
+        <w:ind w:left="2880" w:hanging="360"/>
+      </w:pPr>
+    </w:lvl>
+    <w:lvl w:ilvl="4" w:tplc="FFFFFFFF" w:tentative="1">
+      <w:start w:val="1"/>
+      <w:numFmt w:val="lowerLetter"/>
+      <w:lvlText w:val="%5."/>
+      <w:lvlJc w:val="left"/>
+      <w:pPr>
+        <w:ind w:left="3600" w:hanging="360"/>
+      </w:pPr>
+    </w:lvl>
+    <w:lvl w:ilvl="5" w:tplc="FFFFFFFF" w:tentative="1">
+      <w:start w:val="1"/>
+      <w:numFmt w:val="lowerRoman"/>
+      <w:lvlText w:val="%6."/>
+      <w:lvlJc w:val="right"/>
+      <w:pPr>
+        <w:ind w:left="4320" w:hanging="180"/>
+      </w:pPr>
+    </w:lvl>
+    <w:lvl w:ilvl="6" w:tplc="FFFFFFFF" w:tentative="1">
+      <w:start w:val="1"/>
+      <w:numFmt w:val="decimal"/>
+      <w:lvlText w:val="%7."/>
+      <w:lvlJc w:val="left"/>
+      <w:pPr>
+        <w:ind w:left="5040" w:hanging="360"/>
+      </w:pPr>
+    </w:lvl>
+    <w:lvl w:ilvl="7" w:tplc="FFFFFFFF" w:tentative="1">
+      <w:start w:val="1"/>
+      <w:numFmt w:val="lowerLetter"/>
+      <w:lvlText w:val="%8."/>
+      <w:lvlJc w:val="left"/>
+      <w:pPr>
+        <w:ind w:left="5760" w:hanging="360"/>
+      </w:pPr>
+    </w:lvl>
+    <w:lvl w:ilvl="8" w:tplc="FFFFFFFF" w:tentative="1">
+      <w:start w:val="1"/>
+      <w:numFmt w:val="lowerRoman"/>
+      <w:lvlText w:val="%9."/>
+      <w:lvlJc w:val="right"/>
+      <w:pPr>
+        <w:ind w:left="6480" w:hanging="180"/>
+      </w:pPr>
+    </w:lvl>
+  </w:abstractNum>
+  <w:abstractNum w:abstractNumId="10" w15:restartNumberingAfterBreak="0">
     <w:nsid w:val="700678DA"/>
     <w:multiLevelType w:val="hybridMultilevel"/>
     <w:tmpl w:val="22CAE3E2"/>
@@ -1852,7 +2946,7 @@
       </w:rPr>
     </w:lvl>
   </w:abstractNum>
-  <w:abstractNum w:abstractNumId="8" w15:restartNumberingAfterBreak="0">
+  <w:abstractNum w:abstractNumId="11" w15:restartNumberingAfterBreak="0">
     <w:nsid w:val="7D6E3FE4"/>
     <w:multiLevelType w:val="hybridMultilevel"/>
     <w:tmpl w:val="DE32A9B4"/>
@@ -1942,28 +3036,37 @@
     <w:abstractNumId w:val="0"/>
   </w:num>
   <w:num w:numId="2" w16cid:durableId="1417703340">
+    <w:abstractNumId w:val="10"/>
+  </w:num>
+  <w:num w:numId="3" w16cid:durableId="262883533">
+    <w:abstractNumId w:val="2"/>
+  </w:num>
+  <w:num w:numId="4" w16cid:durableId="537814485">
     <w:abstractNumId w:val="7"/>
   </w:num>
-  <w:num w:numId="3" w16cid:durableId="262883533">
+  <w:num w:numId="5" w16cid:durableId="854659614">
+    <w:abstractNumId w:val="4"/>
+  </w:num>
+  <w:num w:numId="6" w16cid:durableId="893859154">
+    <w:abstractNumId w:val="6"/>
+  </w:num>
+  <w:num w:numId="7" w16cid:durableId="1703166333">
+    <w:abstractNumId w:val="5"/>
+  </w:num>
+  <w:num w:numId="8" w16cid:durableId="1132671952">
+    <w:abstractNumId w:val="11"/>
+  </w:num>
+  <w:num w:numId="9" w16cid:durableId="2011563078">
+    <w:abstractNumId w:val="3"/>
+  </w:num>
+  <w:num w:numId="10" w16cid:durableId="776412959">
+    <w:abstractNumId w:val="8"/>
+  </w:num>
+  <w:num w:numId="11" w16cid:durableId="1436826801">
     <w:abstractNumId w:val="1"/>
   </w:num>
-  <w:num w:numId="4" w16cid:durableId="537814485">
-    <w:abstractNumId w:val="6"/>
-  </w:num>
-  <w:num w:numId="5" w16cid:durableId="854659614">
-    <w:abstractNumId w:val="3"/>
-  </w:num>
-  <w:num w:numId="6" w16cid:durableId="893859154">
-    <w:abstractNumId w:val="5"/>
-  </w:num>
-  <w:num w:numId="7" w16cid:durableId="1703166333">
-    <w:abstractNumId w:val="4"/>
-  </w:num>
-  <w:num w:numId="8" w16cid:durableId="1132671952">
-    <w:abstractNumId w:val="8"/>
-  </w:num>
-  <w:num w:numId="9" w16cid:durableId="2011563078">
-    <w:abstractNumId w:val="2"/>
+  <w:num w:numId="12" w16cid:durableId="369962857">
+    <w:abstractNumId w:val="9"/>
   </w:num>
 </w:numbering>
 </file>
